--- a/paper/02/问题二_最终重写版_16页_36公式_20图.docx
+++ b/paper/02/问题二_最终重写版_16页_36公式_20图.docx
@@ -12234,6 +12234,22 @@
           <w:sz w:val="21"/>
         </w:rPr>
         <w:t>数值统一视为探索性点估计，不称为完全封存的独立盲测。</w:t>
+      </w:r>
+    </w:p>
+    <w:p>
+      <w:pPr>
+        <w:pStyle w:val="Normal"/>
+        <w:spacing w:lineRule="auto" w:line="307" w:before="0" w:after="0"/>
+        <w:ind w:firstLine="420"/>
+        <w:jc w:val="both"/>
+        <w:rPr/>
+      </w:pPr>
+      <w:r>
+        <w:rPr>
+          <w:rFonts w:ascii="Times New Roman" w:hAnsi="Times New Roman" w:eastAsia="Noto Serif CJK SC"/>
+          <w:sz w:val="21"/>
+        </w:rPr>
+        <w:t>为定位最终模型（Track A）的相对水平，本章另保留两条传统机器学习对照路线，统称 Track B。二者均使用未对齐的 unaligned_50 接口（每条样本最多 500 个时间位置），与 Track A 的 aligned_50 不是同一特征版本，因此 Track B 与 Track A 之间不存在组件消融关系。M0 为可用基线：文本取 TF-IDF 词频向量，音频与视觉取时序统计摘要，标准化后早期拼接，分类使用一对多 Logistic 回归、回归使用 Ridge。M1 为传统路线内部的主候选：文本使用 Logistic/Ridge，音频与视觉分别使用 ExtraTrees 专家预测，再按模态可用性以固定权重 0.50、0.25、0.25 做晚期融合。二者均轻量、可解释，用于说明保存结果在传统方法谱系中的相对位置，而非任何模态性能的理论上限。</w:t>
       </w:r>
     </w:p>
     <w:p>
